--- a/docs/Anexo_Forca_Vermelha_Reino_Unido.docx
+++ b/docs/Anexo_Forca_Vermelha_Reino_Unido.docx
@@ -165,7 +165,7 @@
         <w:t xml:space="preserve">Notas</w:t>
       </w:r>
       <w:r>
-        <w:t xml:space="preserve"> traz o contexto histórico de cada unidade; quando uma nota descreve um procedimento que o jogo digital não simula, vale o que está na seção </w:t>
+        <w:t xml:space="preserve"> traz o contexto histórico de cada unidade e, quando a regra do jogo difere do que aconteceu em 1982, indica o que vale no jogo — detalhado na seção </w:t>
       </w:r>
       <w:r>
         <w:rPr>
@@ -1196,7 +1196,7 @@
                 <w:sz w:val="13"/>
                 <w:szCs w:val="13"/>
               </w:rPr>
-              <w:t xml:space="preserve">Porta-aviões leve ("through-deck cruiser"), mais moderno e resistente que o Hermes, grupo aéreo menor.</w:t>
+              <w:t xml:space="preserve">Porta-aviões leve ("through-deck cruiser"), mais moderno que o Hermes, porém com grupo aéreo menor e menor capacidade de absorver dano.</w:t>
             </w:r>
           </w:p>
         </w:tc>
@@ -4652,7 +4652,7 @@
                 <w:sz w:val="13"/>
                 <w:szCs w:val="13"/>
               </w:rPr>
-              <w:t xml:space="preserve">Ponte logística com Ascensão. Só reabastece outros petroleiros, nunca navios de combate.</w:t>
+              <w:t xml:space="preserve">Ponte logística com Ascensão, com grande reserva de combustível. Reabastece os navios que terminam o período no mesmo hex.</w:t>
             </w:r>
           </w:p>
         </w:tc>
@@ -5228,7 +5228,7 @@
                 <w:sz w:val="13"/>
                 <w:szCs w:val="13"/>
               </w:rPr>
-              <w:t xml:space="preserve">HMS Fearless + HMS Intrepid (LPD), com 8 helicópteros e embarcações de desembarque. Únicos meios de pôr tropas e viaturas em terra em San Carlos — vulnerabilidade crítica.</w:t>
+              <w:t xml:space="preserve">HMS Fearless + HMS Intrepid (LPD), com 8 helicópteros e embarcações de desembarque. Historicamente, únicos meios de pôr tropas e viaturas em terra em San Carlos — perdê-los cumpre um objetivo argentino.</w:t>
             </w:r>
           </w:p>
         </w:tc>
@@ -5516,7 +5516,7 @@
                 <w:sz w:val="13"/>
                 <w:szCs w:val="13"/>
               </w:rPr>
-              <w:t xml:space="preserve">Transatlânticos requisitados que levam a 3ª Brigada de Comandos. As tropas só chegam à praia via Fearless/Intrepid.</w:t>
+              <w:t xml:space="preserve">Transatlânticos requisitados que levam a 3ª Brigada de Comandos. A brigada desembarca quando o navio chega ao litoral das ilhas; se ele for afundado antes, a tropa a bordo é perdida.</w:t>
             </w:r>
           </w:p>
         </w:tc>
@@ -6668,7 +6668,7 @@
                 <w:sz w:val="13"/>
                 <w:szCs w:val="13"/>
               </w:rPr>
-              <w:t xml:space="preserve">SS Uganda + navios-ambulância Hecla/Hydra/Herald. Protegido pela Convenção de Genebra — não combate e não pode ser atacado nem usado como escudo.</w:t>
+              <w:t xml:space="preserve">SS Uganda + navios-ambulância Hecla/Hydra/Herald, protegidos pela Convenção de Genebra. No jogo é uma unidade comum — pode ser atacado e reabastece navios no mesmo hex; respeitar a Convenção cabe aos jogadores.</w:t>
             </w:r>
           </w:p>
         </w:tc>
@@ -6956,7 +6956,7 @@
                 <w:sz w:val="13"/>
                 <w:szCs w:val="13"/>
               </w:rPr>
-              <w:t xml:space="preserve">Transportes do escalão de reforço, com a 5ª Brigada de Infantaria. Também dependem dos LPD para desembarcar.</w:t>
+              <w:t xml:space="preserve">Transportes do escalão de reforço, com a 5ª Brigada de Infantaria. A brigada desembarca quando o navio chega ao litoral; se ele for afundado antes, a tropa a bordo é perdida.</w:t>
             </w:r>
           </w:p>
         </w:tc>
@@ -7244,7 +7244,7 @@
                 <w:sz w:val="13"/>
                 <w:szCs w:val="13"/>
               </w:rPr>
-              <w:t xml:space="preserve">Segundo par de petroleiros-lançadeira. Só reabastecem outros petroleiros.</w:t>
+              <w:t xml:space="preserve">Segundo par de petroleiros-lançadeira, com grande reserva de combustível. Reabastecem os navios que terminam o período no mesmo hex.</w:t>
             </w:r>
           </w:p>
         </w:tc>
@@ -9954,7 +9954,7 @@
                 <w:sz w:val="13"/>
                 <w:szCs w:val="13"/>
               </w:rPr>
-              <w:t xml:space="preserve">Avro Vulcan B.2, Operação Black Buck — 6 aeronaves disponíveis, 1 surtida por turno, partindo de Ascensão e dependente da cadeia de Victor. Proibido atacar o continente argentino.</w:t>
+              <w:t xml:space="preserve">Avro Vulcan B.2, Operação Black Buck: partindo de Ascensão, cada surtida histórica dependia de uma cadeia de Victor. As regras de engajamento vedavam ataques ao continente argentino.</w:t>
             </w:r>
           </w:p>
         </w:tc>
@@ -10242,7 +10242,7 @@
                 <w:sz w:val="13"/>
                 <w:szCs w:val="13"/>
               </w:rPr>
-              <w:t xml:space="preserve">Handley Page Victor K.2. Cada missão Black Buck exigiu até 11 petroleiros em cadeia; sustenta uma única missão de Vulcan ou Nimrod por turno.</w:t>
+              <w:t xml:space="preserve">Handley Page Victor K.2. Cada missão Black Buck exigiu até 11 aviões-tanque em cadeia. No jogo, aeronave pronta que começa o período no mesmo hex recebe +50% de combustível.</w:t>
             </w:r>
           </w:p>
         </w:tc>
@@ -10530,7 +10530,7 @@
                 <w:sz w:val="13"/>
                 <w:szCs w:val="13"/>
               </w:rPr>
-              <w:t xml:space="preserve">8× Sea Harrier/Harrier GR.3 transportados como reposição. Não operam do Atlantic Conveyor: só podem transferir-se para o Hermes ou o Invincible.</w:t>
+              <w:t xml:space="preserve">8× Sea Harrier/Harrier GR.3 transportados como reposição. Sem armamento próprio no jogo; acompanham o Atlantic Conveyor e são perdidos se ele for afundado.</w:t>
             </w:r>
           </w:p>
         </w:tc>
